--- a/Volume 1/Chapter 02 - Language Fundamentals/SPA_Vol1_Ch2_Project2a_System_Information_Utility_EXTENDED.docx
+++ b/Volume 1/Chapter 02 - Language Fundamentals/SPA_Vol1_Ch2_Project2a_System_Information_Utility_EXTENDED.docx
@@ -861,7 +861,6 @@
     <w:p>
       <w:pPr>
         <w:pStyle w:val="CommandBlock"/>
-        <w:keepNext/>
       </w:pPr>
       <w:r>
         <w:t xml:space="preserve">    Out-Null</w:t>
@@ -869,42 +868,136 @@
     </w:p>
     <w:p>
       <w:pPr>
+        <w:keepNext/>
+      </w:pPr>
+    </w:p>
+    <w:p>
+      <w:pPr>
+        <w:keepNext/>
+      </w:pPr>
+      <w:r>
+        <w:t>Next, let the tools create the Rust and Solidity projects: cargo init writes Cargo.toml, Remove-Item deletes the starter main.rs because the programs are in src\bin, and forge init --empty makes the Foundry project.</w:t>
+      </w:r>
+    </w:p>
+    <w:p>
+      <w:pPr>
+        <w:keepNext/>
+      </w:pPr>
+    </w:p>
+    <w:p>
+      <w:pPr>
         <w:pStyle w:val="CommandBlock"/>
         <w:keepNext/>
       </w:pPr>
       <w:r>
-        <w:t>New-Item -ItemType Directory -Force `</w:t>
+        <w:t>cargo init .\rust --name systeminfoapp --vcs none</w:t>
       </w:r>
     </w:p>
     <w:p>
       <w:pPr>
         <w:pStyle w:val="CommandBlock"/>
-      </w:pPr>
-      <w:r>
-        <w:t xml:space="preserve">    "$HOME\spa\system-information-utility-extended\solidity\script" | Out-Null</w:t>
-      </w:r>
-    </w:p>
-    <w:p>
-      <w:pPr>
-        <w:keepNext/>
-      </w:pPr>
-    </w:p>
-    <w:p>
-      <w:pPr>
-        <w:keepNext/>
-      </w:pPr>
-      <w:r>
-        <w:t>Save each file from this project into the matching path in the project layout. As in Chapter 1, notepad .\rust\Cargo.toml creates and opens one: choose Yes, type the file, save it with Ctrl+S, and close Notepad. Then install forge-std, Foundry's standard library, into the Solidity project. Linux Assembly runs in WSL or on a Linux computer.</w:t>
-      </w:r>
-    </w:p>
-    <w:p>
-      <w:pPr>
-        <w:keepNext/>
-      </w:pPr>
+        <w:keepNext/>
+      </w:pPr>
+      <w:r>
+        <w:t>Remove-Item .\rust\src\main.rs</w:t>
+      </w:r>
     </w:p>
     <w:p>
       <w:pPr>
         <w:pStyle w:val="CommandBlock"/>
+      </w:pPr>
+      <w:r>
+        <w:t>forge init .\solidity --empty --no-git --offline</w:t>
+      </w:r>
+    </w:p>
+    <w:p>
+      <w:pPr>
+        <w:keepNext/>
+      </w:pPr>
+    </w:p>
+    <w:p>
+      <w:r>
+        <w:t>Then replace the foundry.toml that forge init wrote with this project's settings. notepad .\solidity\foundry.toml opens it: select everything with Ctrl+A, type the file below in its place, save it with Ctrl+S, and close Notepad.</w:t>
+      </w:r>
+    </w:p>
+    <w:p>
+      <w:pPr>
+        <w:keepNext/>
+      </w:pPr>
+    </w:p>
+    <w:p>
+      <w:pPr>
+        <w:pStyle w:val="Heading3"/>
+      </w:pPr>
+      <w:r>
+        <w:t>solidity/foundry.toml</w:t>
+      </w:r>
+    </w:p>
+    <w:p>
+      <w:pPr>
+        <w:pStyle w:val="SourceCode"/>
+        <w:keepNext/>
+      </w:pPr>
+      <w:r>
+        <w:t>[profile.default]</w:t>
+      </w:r>
+    </w:p>
+    <w:p>
+      <w:pPr>
+        <w:pStyle w:val="SourceCode"/>
+        <w:keepNext/>
+      </w:pPr>
+      <w:r>
+        <w:t># The scripts in script/ are the only Solidity sources in this project.</w:t>
+      </w:r>
+    </w:p>
+    <w:p>
+      <w:pPr>
+        <w:pStyle w:val="SourceCode"/>
+        <w:keepNext/>
+      </w:pPr>
+      <w:r>
+        <w:t>src = "script"</w:t>
+      </w:r>
+    </w:p>
+    <w:p>
+      <w:pPr>
+        <w:pStyle w:val="SourceCode"/>
+        <w:keepNext/>
+      </w:pPr>
+      <w:r>
+        <w:t># forge install puts forge-std in lib/.</w:t>
+      </w:r>
+    </w:p>
+    <w:p>
+      <w:pPr>
+        <w:pStyle w:val="SourceCode"/>
+      </w:pPr>
+      <w:r>
+        <w:t>libs = ["lib"]</w:t>
+      </w:r>
+    </w:p>
+    <w:p>
+      <w:pPr>
+        <w:keepNext/>
+      </w:pPr>
+    </w:p>
+    <w:p>
+      <w:pPr>
+        <w:keepNext/>
+      </w:pPr>
+      <w:r>
+        <w:t>Then install forge-std, Foundry's standard library, into the Solidity project.</w:t>
+      </w:r>
+    </w:p>
+    <w:p>
+      <w:pPr>
+        <w:keepNext/>
+      </w:pPr>
+    </w:p>
+    <w:p>
+      <w:pPr>
+        <w:pStyle w:val="CommandBlock"/>
         <w:keepNext/>
       </w:pPr>
       <w:r>
@@ -934,6 +1027,16 @@
       </w:pPr>
     </w:p>
     <w:p>
+      <w:r>
+        <w:t>You save each source file in its language's section below, as each is shown. As in Chapter 1, notepad .\rust\src\bin\basic_system_info.rs creates and opens one: choose Yes, type the file, save it with Ctrl+S, and close Notepad. Linux Assembly runs in WSL or on a Linux computer.</w:t>
+      </w:r>
+    </w:p>
+    <w:p>
+      <w:pPr>
+        <w:keepNext/>
+      </w:pPr>
+    </w:p>
+    <w:p>
       <w:pPr>
         <w:keepNext/>
       </w:pPr>
@@ -983,7 +1086,7 @@
         <w:keepNext/>
       </w:pPr>
       <w:r>
-        <w:t>mkdir -p "$HOME/spa/system-information-utility-extended/"{erlang,solidity/script}</w:t>
+        <w:t>mkdir -p "$HOME/spa/system-information-utility-extended/erlang"</w:t>
       </w:r>
     </w:p>
     <w:p>
@@ -1004,7 +1107,7 @@
         <w:keepNext/>
       </w:pPr>
       <w:r>
-        <w:t>Save each file from this project into the matching path in the project layout. As in Chapter 1, nano ./rust/Cargo.toml creates and opens one: type the file, then save and close it with Ctrl+O, Enter, then Ctrl+X. Then install forge-std.</w:t>
+        <w:t>Then create the Rust and Solidity projects with the same commands as on Windows; rm deletes the starter main.rs.</w:t>
       </w:r>
     </w:p>
     <w:p>
@@ -1015,6 +1118,50 @@
     <w:p>
       <w:pPr>
         <w:pStyle w:val="CommandBlock"/>
+        <w:keepNext/>
+      </w:pPr>
+      <w:r>
+        <w:t>cargo init ./rust --name systeminfoapp --vcs none</w:t>
+      </w:r>
+    </w:p>
+    <w:p>
+      <w:pPr>
+        <w:pStyle w:val="CommandBlock"/>
+        <w:keepNext/>
+      </w:pPr>
+      <w:r>
+        <w:t>rm ./rust/src/main.rs</w:t>
+      </w:r>
+    </w:p>
+    <w:p>
+      <w:pPr>
+        <w:pStyle w:val="CommandBlock"/>
+      </w:pPr>
+      <w:r>
+        <w:t>forge init ./solidity --empty --no-git --offline</w:t>
+      </w:r>
+    </w:p>
+    <w:p>
+      <w:pPr>
+        <w:keepNext/>
+      </w:pPr>
+    </w:p>
+    <w:p>
+      <w:pPr>
+        <w:keepNext/>
+      </w:pPr>
+      <w:r>
+        <w:t>Replace solidity/foundry.toml with the file shown in the Windows setup; nano ./solidity/foundry.toml opens it. Then install forge-std.</w:t>
+      </w:r>
+    </w:p>
+    <w:p>
+      <w:pPr>
+        <w:keepNext/>
+      </w:pPr>
+    </w:p>
+    <w:p>
+      <w:pPr>
+        <w:pStyle w:val="CommandBlock"/>
       </w:pPr>
       <w:r>
         <w:t>(cd ./solidity &amp;&amp; forge install foundry-rs/forge-std@v1.16.2 --no-git)</w:t>
@@ -1026,6 +1173,16 @@
       </w:pPr>
     </w:p>
     <w:p>
+      <w:r>
+        <w:t>You save each source file in its language's section below, as each is shown. As in Chapter 1, nano ./rust/src/bin/basic_system_info.rs creates and opens one: type the file, then save and close it with Ctrl+O, Enter, then Ctrl+X.</w:t>
+      </w:r>
+    </w:p>
+    <w:p>
+      <w:pPr>
+        <w:keepNext/>
+      </w:pPr>
+    </w:p>
+    <w:p>
       <w:pPr>
         <w:keepNext/>
       </w:pPr>
@@ -25812,7 +25969,7 @@
     </w:p>
     <w:p>
       <w:r>
-        <w:t>foundry.toml is the same as in Lesson 2.12a. Cargo.toml names this project's package, systeminfoapp, and its two programs.</w:t>
+        <w:t>This is the Cargo.toml that cargo init wrote, shown here so you can check yours. The [package] lines match; yours also ends with an empty [dependencies] heading, and the lines that start with # are notes for you, not something cargo writes.</w:t>
       </w:r>
     </w:p>
     <w:p>
@@ -25899,68 +26056,6 @@
       </w:pPr>
       <w:r>
         <w:t># its module, system_info.rs.</w:t>
-      </w:r>
-    </w:p>
-    <w:p>
-      <w:pPr>
-        <w:keepNext/>
-      </w:pPr>
-    </w:p>
-    <w:p>
-      <w:pPr>
-        <w:keepNext/>
-      </w:pPr>
-    </w:p>
-    <w:p>
-      <w:pPr>
-        <w:pStyle w:val="Heading2"/>
-      </w:pPr>
-      <w:r>
-        <w:t>solidity/foundry.toml</w:t>
-      </w:r>
-    </w:p>
-    <w:p>
-      <w:pPr>
-        <w:pStyle w:val="SourceCode"/>
-        <w:keepNext/>
-      </w:pPr>
-      <w:r>
-        <w:t>[profile.default]</w:t>
-      </w:r>
-    </w:p>
-    <w:p>
-      <w:pPr>
-        <w:pStyle w:val="SourceCode"/>
-        <w:keepNext/>
-      </w:pPr>
-      <w:r>
-        <w:t># The scripts in script/ are the only Solidity sources in this project.</w:t>
-      </w:r>
-    </w:p>
-    <w:p>
-      <w:pPr>
-        <w:pStyle w:val="SourceCode"/>
-        <w:keepNext/>
-      </w:pPr>
-      <w:r>
-        <w:t>src = "script"</w:t>
-      </w:r>
-    </w:p>
-    <w:p>
-      <w:pPr>
-        <w:pStyle w:val="SourceCode"/>
-        <w:keepNext/>
-      </w:pPr>
-      <w:r>
-        <w:t># forge install puts forge-std in lib/.</w:t>
-      </w:r>
-    </w:p>
-    <w:p>
-      <w:pPr>
-        <w:pStyle w:val="SourceCode"/>
-      </w:pPr>
-      <w:r>
-        <w:t>libs = ["lib"]</w:t>
       </w:r>
     </w:p>
     <w:p>
@@ -27539,31 +27634,31 @@
       </w:rPr>
     </w:lvl>
   </w:abstractNum>
-  <w:num w:numId="1" w16cid:durableId="1476409504">
+  <w:num w:numId="1" w16cid:durableId="1047148852">
     <w:abstractNumId w:val="8"/>
   </w:num>
-  <w:num w:numId="2" w16cid:durableId="2095469865">
+  <w:num w:numId="2" w16cid:durableId="1281261331">
     <w:abstractNumId w:val="6"/>
   </w:num>
-  <w:num w:numId="3" w16cid:durableId="2120103750">
+  <w:num w:numId="3" w16cid:durableId="2093425451">
     <w:abstractNumId w:val="5"/>
   </w:num>
-  <w:num w:numId="4" w16cid:durableId="445539273">
+  <w:num w:numId="4" w16cid:durableId="269513280">
     <w:abstractNumId w:val="4"/>
   </w:num>
-  <w:num w:numId="5" w16cid:durableId="294679977">
+  <w:num w:numId="5" w16cid:durableId="1202284719">
     <w:abstractNumId w:val="7"/>
   </w:num>
-  <w:num w:numId="6" w16cid:durableId="1270163098">
+  <w:num w:numId="6" w16cid:durableId="1039820891">
     <w:abstractNumId w:val="3"/>
   </w:num>
-  <w:num w:numId="7" w16cid:durableId="1237668124">
+  <w:num w:numId="7" w16cid:durableId="704526695">
     <w:abstractNumId w:val="2"/>
   </w:num>
-  <w:num w:numId="8" w16cid:durableId="2067295985">
+  <w:num w:numId="8" w16cid:durableId="2112892803">
     <w:abstractNumId w:val="1"/>
   </w:num>
-  <w:num w:numId="9" w16cid:durableId="1259293254">
+  <w:num w:numId="9" w16cid:durableId="1520047521">
     <w:abstractNumId w:val="0"/>
   </w:num>
 </w:numbering>

--- a/Volume 1/Chapter 02 - Language Fundamentals/SPA_Vol1_Ch2_Project2a_System_Information_Utility_EXTENDED.docx
+++ b/Volume 1/Chapter 02 - Language Fundamentals/SPA_Vol1_Ch2_Project2a_System_Information_Utility_EXTENDED.docx
@@ -1463,10 +1463,7 @@
     </w:p>
     <w:p>
       <w:r>
-        <w:t>Assembly has no system tools of its own, so it calls the same functions as the C version of Project 2, exactly as Lessons 2.14a to 2.16a did: getenv; GetComputerNameExA, GetSystemInfo, GlobalMemoryStatusEx, and GetDiskFreeSpaceExA on Windows, gethostname, sysconf, and statvfs on Linux; GetAdaptersAddresses and inet_ntop on Windows, getifaddrs and inet_ntop on Linux. The Windows build links -liphlpapi -lws2_32, as in Lesson 2.16a. It reads every fact, so its report has no not available lines. Each file is wr</w:t>
-      </w:r>
-      <w:r>
-        <w:t>itten for one system, so the family is fixed: the Linux file prints Operating system: Linux.</w:t>
+        <w:t>Assembly has no system tools of its own, so it calls the same functions as the C version of Project 2, exactly as Lessons 2.14a to 2.16a did: getenv; GetComputerNameExA, GetSystemInfo, GlobalMemoryStatusEx, and GetDiskFreeSpaceExA on Windows, gethostname, sysconf, and statvfs on Linux; GetAdaptersAddresses and inet_ntop on Windows, getifaddrs and inet_ntop on Linux. The Windows build links -liphlpapi -lws2_32, as in Lesson 2.16a. It reads every fact, so its report has no not available lines. Each file is written for one system, so the family is fixed: the Linux file prints Operating system: Linux.</w:t>
       </w:r>
     </w:p>
     <w:p>
@@ -6300,10 +6297,7 @@
         <w:keepNext/>
       </w:pPr>
       <w:r>
-        <w:t>The Windows program shows these lines; the Linux program prints Operating system: Linux instead of Windows, with Linux's own values and adapters, such as lo and eth0. Your screen must show these lines, in this order, with the same spelling, spacing, and capitalization. The host, CPU, memory, disk, and adapter lines come from a sample computer, WORKSTATION-07, with 8 CPUs, one Wi-Fi adapter, and the loopback adapter; your screen shows your own computer's values, one line for each IPv4 address of your adapter</w:t>
-      </w:r>
-      <w:r>
-        <w:t>s that are up, in the order your language lists them. The last line shows the moment you ran the program, in UTC: this sample was taken at 12:05 UTC on 2026-09-30. Compare each value with the System Facts commands from Project Setup.</w:t>
+        <w:t>The Windows program shows these lines; the Linux program prints Operating system: Linux instead of Windows, with Linux's own values and adapters, such as lo and eth0. Your screen must show these lines, in this order, with the same spelling, spacing, and capitalization. The host, CPU, memory, disk, and adapter lines come from a sample computer, WORKSTATION-07, with 8 CPUs, one Wi-Fi adapter, and the loopback adapter; your screen shows your own computer's values, one line for each IPv4 address of your adapters that are up, in the order your language lists them. The last line shows the moment you ran the program, in UTC: this sample was taken at 12:05 UTC on 2026-09-30. Compare each value with the System Facts commands from Project Setup.</w:t>
       </w:r>
     </w:p>
     <w:p>
@@ -6509,13 +6503,7 @@
     </w:p>
     <w:p>
       <w:r>
-        <w:t>The production-minded version organizes the code into a module and an entry file, as Lesson 2.10a did, keeps the facts in a record or a map, and reads and checks everything before it prints anything, as Lesson 2.11a did. system_info.inc names the operating-system families with equ constants, FAMILY_WINDOWS to FAMILY_OTHER, as Lesson 2.9a stood them in for an enum, and lays out the two records by equ offset: HostInfo, 312 bytes, with the host name, the four numbers, the family, whether PATH is set, and the a</w:t>
-      </w:r>
-      <w:r>
-        <w:t>ddress of SPA_ENVIRONMENT's text, and Adapter, 296 bytes, Lesson 2.16a's. system_info.asm makes read_host_info, print_host_info, read_adapters, is_loopback, and print_adapter global, and keeps environment_value and add_adapter private. read_host_info fills the whole record, the environment facts and the fixed family included, and returns 0, or 1 when the system refused; read_adapters fills the array and returns how many, or -1. main.asm owns the records. It checks both codes, reads the clock, and counts the</w:t>
-      </w:r>
-      <w:r>
-        <w:t xml:space="preserve"> addresses on each adapter in a map, all before it prints the first line; after the IPv4 addresses line it prints one Addresses on line per adapter, in the order the names were first seen.</w:t>
+        <w:t>The production-minded version organizes the code into a module and an entry file, as Lesson 2.10a did, keeps the facts in a record or a map, and reads and checks everything before it prints anything, as Lesson 2.11a did. system_info.inc names the operating-system families with equ constants, FAMILY_WINDOWS to FAMILY_OTHER, as Lesson 2.9a stood them in for an enum, and lays out the two records by equ offset: HostInfo, 312 bytes, with the host name, the four numbers, the family, whether PATH is set, and the address of SPA_ENVIRONMENT's text, and Adapter, 296 bytes, Lesson 2.16a's. system_info.asm makes read_host_info, print_host_info, read_adapters, is_loopback, and print_adapter global, and keeps environment_value and add_adapter private. read_host_info fills the whole record, the environment facts and the fixed family included, and returns 0, or 1 when the system refused; read_adapters fills the array and returns how many, or -1. main.asm owns the records. It checks both codes, reads the clock, and counts the addresses on each adapter in a map, all before it prints the first line; after the IPv4 addresses line it prints one Addresses on line per adapter, in the order the names were first seen.</w:t>
       </w:r>
     </w:p>
     <w:p>
@@ -16271,10 +16259,7 @@
         <w:keepNext/>
       </w:pPr>
       <w:r>
-        <w:t>Run it once. After it, $LASTEXITCODE (echo $? on Linux) prints the exit code it ended with: 0. The report must match the Basic version's, plus one Addresses on line per adapter after the IPv4 addresses line. The Windows program shows these lines; the Linux program prints Operating system: Linux instead of Windows, with Linux's own values and adapters, such as lo and eth0. Your screen must show these lines, in this order, with the same spelling, spacing, and capitalization. The host, CPU, memory, disk, and a</w:t>
-      </w:r>
-      <w:r>
-        <w:t>dapter lines come from a sample computer, WORKSTATION-07, with 8 CPUs, one Wi-Fi adapter, and the loopback adapter; your screen shows your own computer's values, one line for each IPv4 address of your adapters that are up, in the order your language lists them. The last line shows the moment you ran the program, in UTC: this sample was taken at 12:05 UTC on 2026-09-30.</w:t>
+        <w:t>Run it once. After it, $LASTEXITCODE (echo $? on Linux) prints the exit code it ended with: 0. The report must match the Basic version's, plus one Addresses on line per adapter after the IPv4 addresses line. The Windows program shows these lines; the Linux program prints Operating system: Linux instead of Windows, with Linux's own values and adapters, such as lo and eth0. Your screen must show these lines, in this order, with the same spelling, spacing, and capitalization. The host, CPU, memory, disk, and adapter lines come from a sample computer, WORKSTATION-07, with 8 CPUs, one Wi-Fi adapter, and the loopback adapter; your screen shows your own computer's values, one line for each IPv4 address of your adapters that are up, in the order your language lists them. The last line shows the moment you ran the program, in UTC: this sample was taken at 12:05 UTC on 2026-09-30.</w:t>
       </w:r>
     </w:p>
     <w:p>
@@ -16555,10 +16540,7 @@
     </w:p>
     <w:p>
       <w:r>
-        <w:t>Rust's standard library reads the environment with env::var, the family with env::consts::OS, and the CPU count with thread::available_parallelism, as in Lessons 2.14a and 2.15a. It has no function for the host name, the memory, the disk, or the adapters, and this project adds no outside package (crate), so, as in Lessons 2.15a and 2.16a, the program prints not available for those and no adapter lines. It has no calendar either, so the Collected line uses Lesson 2.12a's counting functions, days_in_year, day</w:t>
-      </w:r>
-      <w:r>
-        <w:t>s_in_month, and format_utc.</w:t>
+        <w:t>Rust's standard library reads the environment with env::var, the family with env::consts::OS, and the CPU count with thread::available_parallelism, as in Lessons 2.14a and 2.15a. It has no function for the host name, the memory, the disk, or the adapters, and this project adds no outside package (crate), so, as in Lessons 2.15a and 2.16a, the program prints not available for those and no adapter lines. It has no calendar either, so the Collected line uses Lesson 2.12a's counting functions, days_in_year, days_in_month, and format_utc.</w:t>
       </w:r>
     </w:p>
     <w:p>
@@ -17476,10 +17458,7 @@
         <w:keepNext/>
       </w:pPr>
       <w:r>
-        <w:t>Your screen must show these lines, in this order, with the same spelling, spacing, and capitalization. The host, CPU, memory, disk, and adapter lines come from a sample computer, WORKSTATION-07, with 8 CPUs, one Wi-Fi adapter, and the loopback adapter; your screen shows your own computer's values, one line for each IPv4 address of your adapters that are up, in the order your language lists them. The last line shows the moment you ran the program, in UTC: this sample was taken at 12:05 UTC on 2026-09-30. Com</w:t>
-      </w:r>
-      <w:r>
-        <w:t>pare each value with the System Facts commands from Project Setup.</w:t>
+        <w:t>Your screen must show these lines, in this order, with the same spelling, spacing, and capitalization. The host, CPU, memory, disk, and adapter lines come from a sample computer, WORKSTATION-07, with 8 CPUs, one Wi-Fi adapter, and the loopback adapter; your screen shows your own computer's values, one line for each IPv4 address of your adapters that are up, in the order your language lists them. The last line shows the moment you ran the program, in UTC: this sample was taken at 12:05 UTC on 2026-09-30. Compare each value with the System Facts commands from Project Setup.</w:t>
       </w:r>
     </w:p>
     <w:p>
@@ -17659,13 +17638,7 @@
     </w:p>
     <w:p>
       <w:r>
-        <w:t>The production-minded version organizes the code into a module and an entry file, as Lesson 2.10a did, keeps the facts in a record or a map, and reads and checks everything before it prints anything, as Lesson 2.11a did. Rust reads too few facts to fill a record, so the Production-Minded version keeps them in a map instead, a BTreeMap from each fact's name to its value as text, as in Lesson 2.8a: PATH is set, SPA_ENVIRONMENT, Operating system, and Logical CPUs. A fact Rust cannot read is simply not a key. T</w:t>
-      </w:r>
-      <w:r>
-        <w:t xml:space="preserve">he program is the folder .\rust\src\bin\system_info. system_info.rs is the module: the pub read_facts, which returns the map or an Err, and print_fact, which prints one fact from the map, or not available when get finds no key (None, Rust's no value); and the private OsFamily enum (Lesson 2.9a), os_family, a match on consts::OS, family_name, and environment_value. main.rs declares mod system_info; and holds the calendar functions and REPORT_FACTS, the report's fact names in order. main matches read_facts's </w:t>
-      </w:r>
-      <w:r>
-        <w:t>Result and reads the clock before it prints anything, then a for loop prints the report from the map.</w:t>
+        <w:t>The production-minded version organizes the code into a module and an entry file, as Lesson 2.10a did, keeps the facts in a record or a map, and reads and checks everything before it prints anything, as Lesson 2.11a did. Rust reads too few facts to fill a record, so the Production-Minded version keeps them in a map instead, a BTreeMap from each fact's name to its value as text, as in Lesson 2.8a: PATH is set, SPA_ENVIRONMENT, Operating system, and Logical CPUs. A fact Rust cannot read is simply not a key. The program is the folder .\rust\src\bin\system_info. system_info.rs is the module: the pub read_facts, which returns the map or an Err, and print_fact, which prints one fact from the map, or not available when get finds no key (None, Rust's no value); and the private OsFamily enum (Lesson 2.9a), os_family, a match on consts::OS, family_name, and environment_value. main.rs declares mod system_info; and holds the calendar functions and REPORT_FACTS, the report's fact names in order. main matches read_facts's Result and reads the clock before it prints anything, then a for loop prints the report from the map.</w:t>
       </w:r>
     </w:p>
     <w:p>
@@ -19180,10 +19153,7 @@
         <w:keepNext/>
       </w:pPr>
       <w:r>
-        <w:t>Run it once. After it, $LASTEXITCODE (echo $? on Linux or macOS) prints the exit code it ended with: 0. The report must match the Basic version's. Your screen must show these lines, in this order, with the same spelling, spacing, and capitalization. The host, CPU, memory, disk, and adapter lines come from a sample computer, WORKSTATION-07, with 8 CPUs, one Wi-Fi adapter, and the loopback adapter; your screen shows your own computer's values, one line for each IPv4 address of your adapters that are up, in th</w:t>
-      </w:r>
-      <w:r>
-        <w:t>e order your language lists them. The last line shows the moment you ran the program, in UTC: this sample was taken at 12:05 UTC on 2026-09-30.</w:t>
+        <w:t>Run it once. After it, $LASTEXITCODE (echo $? on Linux or macOS) prints the exit code it ended with: 0. The report must match the Basic version's. Your screen must show these lines, in this order, with the same spelling, spacing, and capitalization. The host, CPU, memory, disk, and adapter lines come from a sample computer, WORKSTATION-07, with 8 CPUs, one Wi-Fi adapter, and the loopback adapter; your screen shows your own computer's values, one line for each IPv4 address of your adapters that are up, in the order your language lists them. The last line shows the moment you ran the program, in UTC: this sample was taken at 12:05 UTC on 2026-09-30.</w:t>
       </w:r>
     </w:p>
     <w:p>
@@ -19428,10 +19398,7 @@
     </w:p>
     <w:p>
       <w:r>
-        <w:t>Erlang reads the environment with os:getenv, the host name with inet:gethostname, the family with os:type, the CPUs with erlang:system_info(logical_processors), and the adapters with inet:getifaddrs, as in Lessons 2.14a to 2.16a. Its standard modules cannot read the memory or the disk without starting background services, so it prints not available for those three lines. On Windows, inet:getifaddrs names each adapter by its device path, such as \DEVICE\TCPIP_{A9A41ED6-CF32-4FEF-B246-4B13F432B9FF}, instead o</w:t>
-      </w:r>
-      <w:r>
-        <w:t>f Wi-Fi.</w:t>
+        <w:t>Erlang reads the environment with os:getenv, the host name with inet:gethostname, the family with os:type, the CPUs with erlang:system_info(logical_processors), and the adapters with inet:getifaddrs, as in Lessons 2.14a to 2.16a. Its standard modules cannot read the memory or the disk without starting background services, so it prints not available for those three lines. On Windows, inet:getifaddrs names each adapter by its device path, such as \DEVICE\TCPIP_{A9A41ED6-CF32-4FEF-B246-4B13F432B9FF}, instead of Wi-Fi.</w:t>
       </w:r>
     </w:p>
     <w:p>
@@ -20499,10 +20466,7 @@
         <w:keepNext/>
       </w:pPr>
       <w:r>
-        <w:t>Your screen must show these lines, in this order, with the same spelling, spacing, and capitalization. The host, CPU, memory, disk, and adapter lines come from a sample computer, WORKSTATION-07, with 8 CPUs, one Wi-Fi adapter, and the loopback adapter; your screen shows your own computer's values, one line for each IPv4 address of your adapters that are up, in the order your language lists them. The last line shows the moment you ran the program, in UTC: this sample was taken at 12:05 UTC on 2026-09-30. Com</w:t>
-      </w:r>
-      <w:r>
-        <w:t>pare each value with the System Facts commands from Project Setup.</w:t>
+        <w:t>Your screen must show these lines, in this order, with the same spelling, spacing, and capitalization. The host, CPU, memory, disk, and adapter lines come from a sample computer, WORKSTATION-07, with 8 CPUs, one Wi-Fi adapter, and the loopback adapter; your screen shows your own computer's values, one line for each IPv4 address of your adapters that are up, in the order your language lists them. The last line shows the moment you ran the program, in UTC: this sample was taken at 12:05 UTC on 2026-09-30. Compare each value with the System Facts commands from Project Setup.</w:t>
       </w:r>
     </w:p>
     <w:p>
@@ -20708,13 +20672,7 @@
     </w:p>
     <w:p>
       <w:r>
-        <w:t>The production-minded version organizes the code into a module and an entry file, as Lesson 2.10a did, keeps the facts in a record or a map, and reads and checks everything before it prints anything, as Lesson 2.11a did. system_info.hrl defines the host_info record, which now holds the environment facts and the family too, and the adapter record. The family is an atom, windows, macos, linux, or other, as Lesson 2.9a used atoms for an enum's values; the private family_name turns it into the text the report p</w:t>
-      </w:r>
-      <w:r>
-        <w:t>rints. system_info.erl exports read_host_info/0, print_host_info/1, read_adapters/0, is_loopback/1, and print_adapters/1, and keeps environment_value, os_family, family_name, and the adapter helpers private. main.erl reads both, matches both tagged tuples, counts the addresses on each adapter in a #{} map, and reads the clock, all before it prints the first line; after the IPv4 addresses line it prints one Addresses on line per adapter, in the sorted order of lists:sort(maps:keys(Counts)). On a failure it p</w:t>
-      </w:r>
-      <w:r>
-        <w:t>rints one Error line and calls init:stop(1), which, unlike halt(1), lets every line already printed reach the screen before Erlang ends with exit code 1.</w:t>
+        <w:t>The production-minded version organizes the code into a module and an entry file, as Lesson 2.10a did, keeps the facts in a record or a map, and reads and checks everything before it prints anything, as Lesson 2.11a did. system_info.hrl defines the host_info record, which now holds the environment facts and the family too, and the adapter record. The family is an atom, windows, macos, linux, or other, as Lesson 2.9a used atoms for an enum's values; the private family_name turns it into the text the report prints. system_info.erl exports read_host_info/0, print_host_info/1, read_adapters/0, is_loopback/1, and print_adapters/1, and keeps environment_value, os_family, family_name, and the adapter helpers private. main.erl reads both, matches both tagged tuples, counts the addresses on each adapter in a #{} map, and reads the clock, all before it prints the first line; after the IPv4 addresses line it prints one Addresses on line per adapter, in the sorted order of lists:sort(maps:keys(Counts)). On a failure it prints one Error line and calls init:stop(1), which, unlike halt(1), lets every line already printed reach the screen before Erlang ends with exit code 1.</w:t>
       </w:r>
     </w:p>
     <w:p>
@@ -22891,10 +22849,7 @@
         <w:keepNext/>
       </w:pPr>
       <w:r>
-        <w:t>Run it once. After it, $LASTEXITCODE (echo $? on Linux or macOS) prints the exit code it ended with: 0. The report must match the Basic version's, plus one Addresses on line per adapter after the IPv4 addresses line. Your screen must show these lines, in this order, with the same spelling, spacing, and capitalization. The host, CPU, memory, disk, and adapter lines come from a sample computer, WORKSTATION-07, with 8 CPUs, one Wi-Fi adapter, and the loopback adapter; your screen shows your own computer's valu</w:t>
-      </w:r>
-      <w:r>
-        <w:t>es, one line for each IPv4 address of your adapters that are up, in the order your language lists them. The last line shows the moment you ran the program, in UTC: this sample was taken at 12:05 UTC on 2026-09-30.</w:t>
+        <w:t>Run it once. After it, $LASTEXITCODE (echo $? on Linux or macOS) prints the exit code it ended with: 0. The report must match the Basic version's, plus one Addresses on line per adapter after the IPv4 addresses line. Your screen must show these lines, in this order, with the same spelling, spacing, and capitalization. The host, CPU, memory, disk, and adapter lines come from a sample computer, WORKSTATION-07, with 8 CPUs, one Wi-Fi adapter, and the loopback adapter; your screen shows your own computer's values, one line for each IPv4 address of your adapters that are up, in the order your language lists them. The last line shows the moment you ran the program, in UTC: this sample was taken at 12:05 UTC on 2026-09-30.</w:t>
       </w:r>
     </w:p>
     <w:p>
@@ -23175,10 +23130,7 @@
     </w:p>
     <w:p>
       <w:r>
-        <w:t xml:space="preserve">A contract runs on a blockchain, not on a computer, so it has no host name, CPUs, memory, disk, or adapters; as in Lessons 2.15a and 2.16a, the script prints not available for all of them. While forge runs a script, Foundry's cheatcodes can read forge's own environment, as in Lesson 2.14a: vm.envExists checks a variable and vm.envString reads it. The clock is vm.unixTime(), and Solidity has no calendar, so the Collected line uses Lesson 2.12a's counting functions. The Basic script only reads, so its run is </w:t>
-      </w:r>
-      <w:r>
-        <w:t>view.</w:t>
+        <w:t>A contract runs on a blockchain, not on a computer, so it has no host name, CPUs, memory, disk, or adapters; as in Lessons 2.15a and 2.16a, the script prints not available for all of them. While forge runs a script, Foundry's cheatcodes can read forge's own environment, as in Lesson 2.14a: vm.envExists checks a variable and vm.envString reads it. The clock is vm.unixTime(), and Solidity has no calendar, so the Collected line uses Lesson 2.12a's counting functions. The Basic script only reads, so its run is view.</w:t>
       </w:r>
     </w:p>
     <w:p>
@@ -24294,13 +24246,7 @@
     </w:p>
     <w:p>
       <w:r>
-        <w:t>The production-minded version organizes the code into a module and an entry file, as Lesson 2.10a did, keeps the facts in a record or a map, and reads and checks everything before it prints anything, as Lesson 2.11a did. A script reads only two facts, so the Production-Minded version keeps them in a map from each fact's name to its value, as in Lesson 2.8a: a mapping(string =&gt; string) named facts, with the storage array names beside it, because a mapping cannot list or count its keys. A fact the script cann</w:t>
-      </w:r>
-      <w:r>
-        <w:t>ot read is simply not stored. SystemInfo.s.sol holds the Script contract: environmentValue, addFact, and readFacts, which need vm or the contract's storage, the calendar functions, and run. SystemInfo.sol holds the library SystemInfoModule, whose internal printFact prints one fact from the map, or not available when the key reads as empty text. run reads the facts and the clock before it prints anything, then a for loop over the report's fact names prints the report from the map. run stores the map, so it i</w:t>
-      </w:r>
-      <w:r>
-        <w:t>s not view. Nothing the script reads can fail, so there is nothing to check first and nothing to revert.</w:t>
+        <w:t>The production-minded version organizes the code into a module and an entry file, as Lesson 2.10a did, keeps the facts in a record or a map, and reads and checks everything before it prints anything, as Lesson 2.11a did. A script reads only two facts, so the Production-Minded version keeps them in a map from each fact's name to its value, as in Lesson 2.8a: a mapping(string =&gt; string) named facts, with the storage array names beside it, because a mapping cannot list or count its keys. A fact the script cannot read is simply not stored. SystemInfo.s.sol holds the Script contract: environmentValue, addFact, and readFacts, which need vm or the contract's storage, the calendar functions, and run. SystemInfo.sol holds the library SystemInfoModule, whose internal printFact prints one fact from the map, or not available when the key reads as empty text. run reads the facts and the clock before it prints anything, then a for loop over the report's fact names prints the report from the map. run stores the map, so it is not view. Nothing the script reads can fail, so there is nothing to check first and nothing to revert.</w:t>
       </w:r>
     </w:p>
     <w:p>
@@ -26301,10 +26247,7 @@
         <w:keepNext/>
       </w:pPr>
       <w:r>
-        <w:t>The Production-Minded programs show these lines and end with exit code 0; these are Windows Assembly's. The Basic programs show the same lines without the two Addresses on lines. The host, CPU, memory, disk, and adapter lines come from a sample computer, WORKSTATION-07, with 8 CPUs, one Wi-Fi adapter, and the loopback adapter; your screen shows your own computer's values, one line for each IPv4 address of your adapters that are up, in the order your language lists them. The last line shows the moment you ra</w:t>
-      </w:r>
-      <w:r>
-        <w:t>n the program, in UTC: this sample was taken at 12:05 UTC on 2026-09-30. Each language section shows its own lines, with not available for the facts it cannot read; Rust and Solidity have no Addresses on lines.</w:t>
+        <w:t>The Production-Minded programs show these lines and end with exit code 0; these are Windows Assembly's. The Basic programs show the same lines without the two Addresses on lines. The host, CPU, memory, disk, and adapter lines come from a sample computer, WORKSTATION-07, with 8 CPUs, one Wi-Fi adapter, and the loopback adapter; your screen shows your own computer's values, one line for each IPv4 address of your adapters that are up, in the order your language lists them. The last line shows the moment you ran the program, in UTC: this sample was taken at 12:05 UTC on 2026-09-30. Each language section shows its own lines, with not available for the facts it cannot read; Rust and Solidity have no Addresses on lines.</w:t>
       </w:r>
     </w:p>
     <w:p>
@@ -27445,10 +27388,7 @@
     </w:p>
     <w:p>
       <w:r>
-        <w:t xml:space="preserve">The utility is the same report in all four languages: environment facts, host facts, adapter lines, a count, and a time stamp in UTC, read by a module into a record or a map and printed only after every read succeeded. What differs is how much each language can reach: Assembly calls the system's own functions for everything, Rust and Erlang reach part of it, and Solidity reaches only forge's environment, and each says not available for the rest. Chapter 3 teaches the file operations that let a program keep </w:t>
-      </w:r>
-      <w:r>
-        <w:t>its report.</w:t>
+        <w:t>The utility is the same report in all four languages: environment facts, host facts, adapter lines, a count, and a time stamp in UTC, read by a module into a record or a map and printed only after every read succeeded. What differs is how much each language can reach: Assembly calls the system's own functions for everything, Rust and Erlang reach part of it, and Solidity reaches only forge's environment, and each says not available for the rest. Chapter 3 teaches the file operations that let a program keep its report.</w:t>
       </w:r>
     </w:p>
     <w:sectPr>

--- a/Volume 1/Chapter 02 - Language Fundamentals/SPA_Vol1_Ch2_Project2a_System_Information_Utility_EXTENDED.docx
+++ b/Volume 1/Chapter 02 - Language Fundamentals/SPA_Vol1_Ch2_Project2a_System_Information_Utility_EXTENDED.docx
@@ -939,7 +939,7 @@
         <w:keepNext/>
       </w:pPr>
       <w:r>
-        <w:t>[profile.default]</w:t>
+        <w:t>[profile.default]  # Remember, the settings forge uses by default.</w:t>
       </w:r>
     </w:p>
     <w:p>
@@ -1463,7 +1463,10 @@
     </w:p>
     <w:p>
       <w:r>
-        <w:t>Assembly has no system tools of its own, so it calls the same functions as the C version of Project 2, exactly as Lessons 2.14a to 2.16a did: getenv; GetComputerNameExA, GetSystemInfo, GlobalMemoryStatusEx, and GetDiskFreeSpaceExA on Windows, gethostname, sysconf, and statvfs on Linux; GetAdaptersAddresses and inet_ntop on Windows, getifaddrs and inet_ntop on Linux. The Windows build links -liphlpapi -lws2_32, as in Lesson 2.16a. It reads every fact, so its report has no not available lines. Each file is written for one system, so the family is fixed: the Linux file prints Operating system: Linux.</w:t>
+        <w:t>Assembly has no system tools of its own, so it calls the same functions as the C version of Project 2, exactly as Lessons 2.14a to 2.16a did: getenv; GetComputerNameExA, GetSystemInfo, GlobalMemoryStatusEx, and GetDiskFreeSpaceExA on Windows, gethostname, sysconf, and statvfs on Linux; GetAdaptersAddresses and inet_ntop on Windows, getifaddrs and inet_ntop on Linux. The Windows build links -liphlpapi -lws2_32, as in Lesson 2.16a. It reads every fact, so its report has no not available lines. Each file is wr</w:t>
+      </w:r>
+      <w:r>
+        <w:t>itten for one system, so the family is fixed: the Linux file prints Operating system: Linux.</w:t>
       </w:r>
     </w:p>
     <w:p>
@@ -3070,15 +3073,15 @@
         <w:pStyle w:val="SourceCode"/>
       </w:pPr>
       <w:r>
-        <w:t xml:space="preserve">    ; Remember, snprintf writes the 6 MAC bytes as text; movzx reads one</w:t>
-      </w:r>
-    </w:p>
-    <w:p>
-      <w:pPr>
-        <w:pStyle w:val="SourceCode"/>
-      </w:pPr>
-      <w:r>
-        <w:t xml:space="preserve">    ; byte into a whole register.</w:t>
+        <w:t xml:space="preserve">    ; Remember, snprintf writes the 6 MAC bytes as text, and mac stays empty</w:t>
+      </w:r>
+    </w:p>
+    <w:p>
+      <w:pPr>
+        <w:pStyle w:val="SourceCode"/>
+      </w:pPr>
+      <w:r>
+        <w:t xml:space="preserve">    ; text when there are not 6; movzx reads one byte into a whole register.</w:t>
       </w:r>
     </w:p>
     <w:p>
@@ -3237,13 +3240,16 @@
       <w:pPr>
         <w:pStyle w:val="SourceCode"/>
       </w:pPr>
-    </w:p>
-    <w:p>
-      <w:pPr>
-        <w:pStyle w:val="SourceCode"/>
-      </w:pPr>
-      <w:r>
-        <w:t xml:space="preserve">    ; Remember, each adapter has its own chain of addresses; r12 walks it.</w:t>
+      <w:r>
+        <w:t xml:space="preserve">    ; Remember, each adapter has its own chain of addresses; r12 walks it,</w:t>
+      </w:r>
+    </w:p>
+    <w:p>
+      <w:pPr>
+        <w:pStyle w:val="SourceCode"/>
+      </w:pPr>
+      <w:r>
+        <w:t xml:space="preserve">    ; and inet_ntop writes each address's 4 IPv4 bytes as text.</w:t>
       </w:r>
     </w:p>
     <w:p>
@@ -4598,6 +4604,9 @@
       <w:pPr>
         <w:pStyle w:val="SourceCode"/>
       </w:pPr>
+      <w:r>
+        <w:t xml:space="preserve">    ; Remember, xor eax, eax before printf says no xmm registers are used.</w:t>
+      </w:r>
     </w:p>
     <w:p>
       <w:pPr>
@@ -5264,15 +5273,15 @@
         <w:pStyle w:val="SourceCode"/>
       </w:pPr>
       <w:r>
-        <w:t xml:space="preserve">    ; Remember, rbx walks the chain of entries, which ends at 0; test</w:t>
-      </w:r>
-    </w:p>
-    <w:p>
-      <w:pPr>
-        <w:pStyle w:val="SourceCode"/>
-      </w:pPr>
-      <w:r>
-        <w:t xml:space="preserve">    ; checks the "up" bit of the flags.</w:t>
+        <w:t xml:space="preserve">    ; Remember, rbx walks the chain of entries, which ends at 0; test checks</w:t>
+      </w:r>
+    </w:p>
+    <w:p>
+      <w:pPr>
+        <w:pStyle w:val="SourceCode"/>
+      </w:pPr>
+      <w:r>
+        <w:t xml:space="preserve">    ; the "up" bit, and inet_ntop writes an entry's 4 IPv4 bytes as text.</w:t>
       </w:r>
     </w:p>
     <w:p>
@@ -5413,15 +5422,15 @@
         <w:pStyle w:val="SourceCode"/>
       </w:pPr>
       <w:r>
-        <w:t xml:space="preserve">    ; Remember, the MAC is in the adapter's AF_PACKET entry, so r12 walks</w:t>
-      </w:r>
-    </w:p>
-    <w:p>
-      <w:pPr>
-        <w:pStyle w:val="SourceCode"/>
-      </w:pPr>
-      <w:r>
-        <w:t xml:space="preserve">    ; the chain again to find the entry with the same name.</w:t>
+        <w:t xml:space="preserve">    ; Remember, the MAC is in the adapter's AF_PACKET entry, so r12 walks the</w:t>
+      </w:r>
+    </w:p>
+    <w:p>
+      <w:pPr>
+        <w:pStyle w:val="SourceCode"/>
+      </w:pPr>
+      <w:r>
+        <w:t xml:space="preserve">    ; chain again for the same name; mac stays empty text if none is found.</w:t>
       </w:r>
     </w:p>
     <w:p>
@@ -6186,7 +6195,6 @@
     <w:p>
       <w:pPr>
         <w:pStyle w:val="SourceCode"/>
-        <w:keepNext/>
       </w:pPr>
       <w:r>
         <w:t xml:space="preserve">    pop r12</w:t>
@@ -6195,7 +6203,6 @@
     <w:p>
       <w:pPr>
         <w:pStyle w:val="SourceCode"/>
-        <w:keepNext/>
       </w:pPr>
       <w:r>
         <w:t xml:space="preserve">    pop rbx</w:t>
@@ -6204,6 +6211,7 @@
     <w:p>
       <w:pPr>
         <w:pStyle w:val="SourceCode"/>
+        <w:keepNext/>
       </w:pPr>
       <w:r>
         <w:t xml:space="preserve">    ret</w:t>
@@ -6211,6 +6219,29 @@
     </w:p>
     <w:p>
       <w:pPr>
+        <w:pStyle w:val="SourceCode"/>
+        <w:keepNext/>
+      </w:pPr>
+    </w:p>
+    <w:p>
+      <w:pPr>
+        <w:pStyle w:val="SourceCode"/>
+        <w:keepNext/>
+      </w:pPr>
+      <w:r>
+        <w:t>; Marks the stack as not executable, which current Linux linkers expect.</w:t>
+      </w:r>
+    </w:p>
+    <w:p>
+      <w:pPr>
+        <w:pStyle w:val="SourceCode"/>
+      </w:pPr>
+      <w:r>
+        <w:t>section .note.GNU-stack noalloc noexec nowrite progbits</w:t>
+      </w:r>
+    </w:p>
+    <w:p>
+      <w:pPr>
         <w:keepNext/>
       </w:pPr>
     </w:p>
@@ -6297,7 +6328,10 @@
         <w:keepNext/>
       </w:pPr>
       <w:r>
-        <w:t>The Windows program shows these lines; the Linux program prints Operating system: Linux instead of Windows, with Linux's own values and adapters, such as lo and eth0. Your screen must show these lines, in this order, with the same spelling, spacing, and capitalization. The host, CPU, memory, disk, and adapter lines come from a sample computer, WORKSTATION-07, with 8 CPUs, one Wi-Fi adapter, and the loopback adapter; your screen shows your own computer's values, one line for each IPv4 address of your adapters that are up, in the order your language lists them. The last line shows the moment you ran the program, in UTC: this sample was taken at 12:05 UTC on 2026-09-30. Compare each value with the System Facts commands from Project Setup.</w:t>
+        <w:t>The Windows program shows these lines; the Linux program prints Operating system: Linux instead of Windows, with Linux's own values and adapters, such as lo and eth0. Your screen must show these lines, in this order, with the same spelling, spacing, and capitalization. The host, CPU, memory, disk, and adapter lines come from a sample computer, WORKSTATION-07, with 8 CPUs, one Wi-Fi adapter, and the loopback adapter; your screen shows your own computer's values, one line for each IPv4 address of your adapter</w:t>
+      </w:r>
+      <w:r>
+        <w:t>s that are up, in the order your language lists them. The last line shows the moment you ran the program, in UTC: this sample was taken at 12:05 UTC on 2026-09-30. Compare each value with the System Facts commands from Project Setup.</w:t>
       </w:r>
     </w:p>
     <w:p>
@@ -6503,7 +6537,13 @@
     </w:p>
     <w:p>
       <w:r>
-        <w:t>The production-minded version organizes the code into a module and an entry file, as Lesson 2.10a did, keeps the facts in a record or a map, and reads and checks everything before it prints anything, as Lesson 2.11a did. system_info.inc names the operating-system families with equ constants, FAMILY_WINDOWS to FAMILY_OTHER, as Lesson 2.9a stood them in for an enum, and lays out the two records by equ offset: HostInfo, 312 bytes, with the host name, the four numbers, the family, whether PATH is set, and the address of SPA_ENVIRONMENT's text, and Adapter, 296 bytes, Lesson 2.16a's. system_info.asm makes read_host_info, print_host_info, read_adapters, is_loopback, and print_adapter global, and keeps environment_value and add_adapter private. read_host_info fills the whole record, the environment facts and the fixed family included, and returns 0, or 1 when the system refused; read_adapters fills the array and returns how many, or -1. main.asm owns the records. It checks both codes, reads the clock, and counts the addresses on each adapter in a map, all before it prints the first line; after the IPv4 addresses line it prints one Addresses on line per adapter, in the order the names were first seen.</w:t>
+        <w:t>The production-minded version organizes the code into a module and an entry file, as Lesson 2.10a did, keeps the facts in a record or a map, and reads and checks everything before it prints anything, as Lesson 2.11a did. system_info.inc names the operating-system families with equ constants, FAMILY_WINDOWS to FAMILY_OTHER, as Lesson 2.9a stood them in for an enum, and lays out the two records by equ offset: HostInfo, 312 bytes, with the host name, the four numbers, the family, whether PATH is set, and the a</w:t>
+      </w:r>
+      <w:r>
+        <w:t>ddress of SPA_ENVIRONMENT's text, and Adapter, 296 bytes, Lesson 2.16a's. system_info.asm makes read_host_info, print_host_info, read_adapters, is_loopback, and print_adapter global, and keeps environment_value and add_adapter private. read_host_info fills the whole record, the environment facts and the fixed family included, and returns 0, or 1 when the system refused; read_adapters fills the array and returns how many, or -1. main.asm owns the records. It checks both codes, reads the clock, and counts the</w:t>
+      </w:r>
+      <w:r>
+        <w:t xml:space="preserve"> addresses on each adapter in a map, all before it prints the first line; after the IPv4 addresses line it prints one Addresses on line per adapter, in the order the names were first seen.</w:t>
       </w:r>
     </w:p>
     <w:p>
@@ -6741,15 +6781,15 @@
         <w:pStyle w:val="SourceCode"/>
       </w:pPr>
       <w:r>
-        <w:t>; bytes), the address and prefix as text, such as 10.0.0.7/24 (20), and</w:t>
-      </w:r>
-    </w:p>
-    <w:p>
-      <w:pPr>
-        <w:pStyle w:val="SourceCode"/>
-      </w:pPr>
-      <w:r>
-        <w:t>; the MAC text (18). MAX_ADDRESSES records fit in the array.</w:t>
+        <w:t>; bytes), the address and prefix as text, such as 10.0.0.7/24 (20), the</w:t>
+      </w:r>
+    </w:p>
+    <w:p>
+      <w:pPr>
+        <w:pStyle w:val="SourceCode"/>
+      </w:pPr>
+      <w:r>
+        <w:t>; MAC text (18), and 2 spare bytes, 296 in all. MAX_ADDRESSES records fit.</w:t>
       </w:r>
     </w:p>
     <w:p>
@@ -7638,15 +7678,15 @@
         <w:pStyle w:val="SourceCode"/>
       </w:pPr>
       <w:r>
-        <w:t>; Remember, the Windows functions return 0 in eax when they fail, so</w:t>
-      </w:r>
-    </w:p>
-    <w:p>
-      <w:pPr>
-        <w:pStyle w:val="SourceCode"/>
-      </w:pPr>
-      <w:r>
-        <w:t>; each is checked; rbx keeps the record's address across calls.</w:t>
+        <w:t>; Remember, GetSystemInfo cannot fail; the other Windows functions return 0</w:t>
+      </w:r>
+    </w:p>
+    <w:p>
+      <w:pPr>
+        <w:pStyle w:val="SourceCode"/>
+      </w:pPr>
+      <w:r>
+        <w:t>; in eax when they fail, so each is checked. rbx keeps the record's address.</w:t>
       </w:r>
     </w:p>
     <w:p>
@@ -8408,7 +8448,7 @@
         <w:pStyle w:val="SourceCode"/>
       </w:pPr>
       <w:r>
-        <w:t>; add_adapter: fills one Adapter record, private to the module.</w:t>
+        <w:t>; add_adapter (private). Remember, snprintf copies each text into the record.</w:t>
       </w:r>
     </w:p>
     <w:p>
@@ -10519,15 +10559,15 @@
         <w:pStyle w:val="SourceCode"/>
       </w:pPr>
       <w:r>
-        <w:t xml:space="preserve">    ; For each record, search the names with strcmp: a match adds 1 to its</w:t>
-      </w:r>
-    </w:p>
-    <w:p>
-      <w:pPr>
-        <w:pStyle w:val="SourceCode"/>
-      </w:pPr>
-      <w:r>
-        <w:t xml:space="preserve">    ; count, and a new name is added with a count of 1.</w:t>
+        <w:t xml:space="preserve">    ; For each record, search the names with strcmp. Remember, -1 = not found.</w:t>
+      </w:r>
+    </w:p>
+    <w:p>
+      <w:pPr>
+        <w:pStyle w:val="SourceCode"/>
+      </w:pPr>
+      <w:r>
+        <w:t xml:space="preserve">    ; A match adds 1 to its count, and a new name is added with a count of 1.</w:t>
       </w:r>
     </w:p>
     <w:p>
@@ -12715,15 +12755,15 @@
         <w:pStyle w:val="SourceCode"/>
       </w:pPr>
       <w:r>
-        <w:t>; print_host_info: prints the environment and host facts. PATH is</w:t>
-      </w:r>
-    </w:p>
-    <w:p>
-      <w:pPr>
-        <w:pStyle w:val="SourceCode"/>
-      </w:pPr>
-      <w:r>
-        <w:t>; printed only as set or not set.</w:t>
+        <w:t>; print_host_info: prints the environment and host facts, PATH only as set</w:t>
+      </w:r>
+    </w:p>
+    <w:p>
+      <w:pPr>
+        <w:pStyle w:val="SourceCode"/>
+      </w:pPr>
+      <w:r>
+        <w:t>; or not set. Remember, xor eax, eax before printf: no xmm registers used.</w:t>
       </w:r>
     </w:p>
     <w:p>
@@ -13096,7 +13136,7 @@
         <w:pStyle w:val="SourceCode"/>
       </w:pPr>
       <w:r>
-        <w:t>; add_adapter: fills one Adapter record, private to the module.</w:t>
+        <w:t>; add_adapter (private). Remember, snprintf copies each text into the record.</w:t>
       </w:r>
     </w:p>
     <w:p>
@@ -14561,7 +14601,6 @@
     <w:p>
       <w:pPr>
         <w:pStyle w:val="SourceCode"/>
-        <w:keepNext/>
       </w:pPr>
       <w:r>
         <w:t>.printed:</w:t>
@@ -14570,7 +14609,6 @@
     <w:p>
       <w:pPr>
         <w:pStyle w:val="SourceCode"/>
-        <w:keepNext/>
       </w:pPr>
       <w:r>
         <w:t xml:space="preserve">    pop rbx</w:t>
@@ -14579,6 +14617,7 @@
     <w:p>
       <w:pPr>
         <w:pStyle w:val="SourceCode"/>
+        <w:keepNext/>
       </w:pPr>
       <w:r>
         <w:t xml:space="preserve">    ret</w:t>
@@ -14586,6 +14625,29 @@
     </w:p>
     <w:p>
       <w:pPr>
+        <w:pStyle w:val="SourceCode"/>
+        <w:keepNext/>
+      </w:pPr>
+    </w:p>
+    <w:p>
+      <w:pPr>
+        <w:pStyle w:val="SourceCode"/>
+        <w:keepNext/>
+      </w:pPr>
+      <w:r>
+        <w:t>; Marks the stack as not executable, which current Linux linkers expect.</w:t>
+      </w:r>
+    </w:p>
+    <w:p>
+      <w:pPr>
+        <w:pStyle w:val="SourceCode"/>
+      </w:pPr>
+      <w:r>
+        <w:t>section .note.GNU-stack noalloc noexec nowrite progbits</w:t>
+      </w:r>
+    </w:p>
+    <w:p>
+      <w:pPr>
         <w:keepNext/>
       </w:pPr>
     </w:p>
@@ -15297,15 +15359,15 @@
         <w:pStyle w:val="SourceCode"/>
       </w:pPr>
       <w:r>
-        <w:t xml:space="preserve">    ; For each record, search the names with strcmp: a match adds 1 to its</w:t>
-      </w:r>
-    </w:p>
-    <w:p>
-      <w:pPr>
-        <w:pStyle w:val="SourceCode"/>
-      </w:pPr>
-      <w:r>
-        <w:t xml:space="preserve">    ; count, and a new name is added with a count of 1.</w:t>
+        <w:t xml:space="preserve">    ; For each record, search the names with strcmp. Remember, -1 = not found.</w:t>
+      </w:r>
+    </w:p>
+    <w:p>
+      <w:pPr>
+        <w:pStyle w:val="SourceCode"/>
+      </w:pPr>
+      <w:r>
+        <w:t xml:space="preserve">    ; A match adds 1 to its count, and a new name is added with a count of 1.</w:t>
       </w:r>
     </w:p>
     <w:p>
@@ -16121,7 +16183,6 @@
     <w:p>
       <w:pPr>
         <w:pStyle w:val="SourceCode"/>
-        <w:keepNext/>
       </w:pPr>
       <w:r>
         <w:t xml:space="preserve">    pop r12</w:t>
@@ -16130,7 +16191,6 @@
     <w:p>
       <w:pPr>
         <w:pStyle w:val="SourceCode"/>
-        <w:keepNext/>
       </w:pPr>
       <w:r>
         <w:t xml:space="preserve">    pop rbx</w:t>
@@ -16139,6 +16199,7 @@
     <w:p>
       <w:pPr>
         <w:pStyle w:val="SourceCode"/>
+        <w:keepNext/>
       </w:pPr>
       <w:r>
         <w:t xml:space="preserve">    ret</w:t>
@@ -16146,6 +16207,29 @@
     </w:p>
     <w:p>
       <w:pPr>
+        <w:pStyle w:val="SourceCode"/>
+        <w:keepNext/>
+      </w:pPr>
+    </w:p>
+    <w:p>
+      <w:pPr>
+        <w:pStyle w:val="SourceCode"/>
+        <w:keepNext/>
+      </w:pPr>
+      <w:r>
+        <w:t>; Marks the stack as not executable, which current Linux linkers expect.</w:t>
+      </w:r>
+    </w:p>
+    <w:p>
+      <w:pPr>
+        <w:pStyle w:val="SourceCode"/>
+      </w:pPr>
+      <w:r>
+        <w:t>section .note.GNU-stack noalloc noexec nowrite progbits</w:t>
+      </w:r>
+    </w:p>
+    <w:p>
+      <w:pPr>
         <w:keepNext/>
       </w:pPr>
     </w:p>
@@ -16259,7 +16343,10 @@
         <w:keepNext/>
       </w:pPr>
       <w:r>
-        <w:t>Run it once. After it, $LASTEXITCODE (echo $? on Linux) prints the exit code it ended with: 0. The report must match the Basic version's, plus one Addresses on line per adapter after the IPv4 addresses line. The Windows program shows these lines; the Linux program prints Operating system: Linux instead of Windows, with Linux's own values and adapters, such as lo and eth0. Your screen must show these lines, in this order, with the same spelling, spacing, and capitalization. The host, CPU, memory, disk, and adapter lines come from a sample computer, WORKSTATION-07, with 8 CPUs, one Wi-Fi adapter, and the loopback adapter; your screen shows your own computer's values, one line for each IPv4 address of your adapters that are up, in the order your language lists them. The last line shows the moment you ran the program, in UTC: this sample was taken at 12:05 UTC on 2026-09-30.</w:t>
+        <w:t>Run it once. After it, $LASTEXITCODE (echo $? on Linux) prints the exit code it ended with: 0. The report must match the Basic version's, plus one Addresses on line per adapter after the IPv4 addresses line. The Windows program shows these lines; the Linux program prints Operating system: Linux instead of Windows, with Linux's own values and adapters, such as lo and eth0. Your screen must show these lines, in this order, with the same spelling, spacing, and capitalization. The host, CPU, memory, disk, and a</w:t>
+      </w:r>
+      <w:r>
+        <w:t>dapter lines come from a sample computer, WORKSTATION-07, with 8 CPUs, one Wi-Fi adapter, and the loopback adapter; your screen shows your own computer's values, one line for each IPv4 address of your adapters that are up, in the order your language lists them. The last line shows the moment you ran the program, in UTC: this sample was taken at 12:05 UTC on 2026-09-30.</w:t>
       </w:r>
     </w:p>
     <w:p>
@@ -16540,7 +16627,10 @@
     </w:p>
     <w:p>
       <w:r>
-        <w:t>Rust's standard library reads the environment with env::var, the family with env::consts::OS, and the CPU count with thread::available_parallelism, as in Lessons 2.14a and 2.15a. It has no function for the host name, the memory, the disk, or the adapters, and this project adds no outside package (crate), so, as in Lessons 2.15a and 2.16a, the program prints not available for those and no adapter lines. It has no calendar either, so the Collected line uses Lesson 2.12a's counting functions, days_in_year, days_in_month, and format_utc.</w:t>
+        <w:t>Rust's standard library reads the environment with env::var, the family with env::consts::OS, and the CPU count with thread::available_parallelism, as in Lessons 2.14a and 2.15a. It has no function for the host name, the memory, the disk, or the adapters, and this project adds no outside package (crate), so, as in Lessons 2.15a and 2.16a, the program prints not available for those and no adapter lines. It has no calendar either, so the Collected line uses Lesson 2.12a's counting functions, days_in_year, day</w:t>
+      </w:r>
+      <w:r>
+        <w:t>s_in_month, and format_utc.</w:t>
       </w:r>
     </w:p>
     <w:p>
@@ -17458,7 +17548,10 @@
         <w:keepNext/>
       </w:pPr>
       <w:r>
-        <w:t>Your screen must show these lines, in this order, with the same spelling, spacing, and capitalization. The host, CPU, memory, disk, and adapter lines come from a sample computer, WORKSTATION-07, with 8 CPUs, one Wi-Fi adapter, and the loopback adapter; your screen shows your own computer's values, one line for each IPv4 address of your adapters that are up, in the order your language lists them. The last line shows the moment you ran the program, in UTC: this sample was taken at 12:05 UTC on 2026-09-30. Compare each value with the System Facts commands from Project Setup.</w:t>
+        <w:t>Your screen must show these lines, in this order, with the same spelling, spacing, and capitalization. The host, CPU, memory, disk, and adapter lines come from a sample computer, WORKSTATION-07, with 8 CPUs, one Wi-Fi adapter, and the loopback adapter; your screen shows your own computer's values, one line for each IPv4 address of your adapters that are up, in the order your language lists them. The last line shows the moment you ran the program, in UTC: this sample was taken at 12:05 UTC on 2026-09-30. Com</w:t>
+      </w:r>
+      <w:r>
+        <w:t>pare each value with the System Facts commands from Project Setup.</w:t>
       </w:r>
     </w:p>
     <w:p>
@@ -17638,7 +17731,13 @@
     </w:p>
     <w:p>
       <w:r>
-        <w:t>The production-minded version organizes the code into a module and an entry file, as Lesson 2.10a did, keeps the facts in a record or a map, and reads and checks everything before it prints anything, as Lesson 2.11a did. Rust reads too few facts to fill a record, so the Production-Minded version keeps them in a map instead, a BTreeMap from each fact's name to its value as text, as in Lesson 2.8a: PATH is set, SPA_ENVIRONMENT, Operating system, and Logical CPUs. A fact Rust cannot read is simply not a key. The program is the folder .\rust\src\bin\system_info. system_info.rs is the module: the pub read_facts, which returns the map or an Err, and print_fact, which prints one fact from the map, or not available when get finds no key (None, Rust's no value); and the private OsFamily enum (Lesson 2.9a), os_family, a match on consts::OS, family_name, and environment_value. main.rs declares mod system_info; and holds the calendar functions and REPORT_FACTS, the report's fact names in order. main matches read_facts's Result and reads the clock before it prints anything, then a for loop prints the report from the map.</w:t>
+        <w:t>The production-minded version organizes the code into a module and an entry file, as Lesson 2.10a did, keeps the facts in a record or a map, and reads and checks everything before it prints anything, as Lesson 2.11a did. Rust reads too few facts to fill a record, so the Production-Minded version keeps them in a map instead, a BTreeMap from each fact's name to its value as text, as in Lesson 2.8a: PATH is set, SPA_ENVIRONMENT, Operating system, and Logical CPUs. A fact Rust cannot read is simply not a key. T</w:t>
+      </w:r>
+      <w:r>
+        <w:t xml:space="preserve">he program is the folder .\rust\src\bin\system_info. system_info.rs is the module: the pub read_facts, which returns the map or an Err, and print_fact, which prints one fact from the map, or not available when get finds no key (None, Rust's no value); and the private OsFamily enum (Lesson 2.9a), os_family, a match on consts::OS, family_name, and environment_value. main.rs declares mod system_info; and holds the calendar functions and REPORT_FACTS, the report's fact names in order. main matches read_facts's </w:t>
+      </w:r>
+      <w:r>
+        <w:t>Result and reads the clock before it prints anything, then a for loop prints the report from the map.</w:t>
       </w:r>
     </w:p>
     <w:p>
@@ -18054,15 +18153,15 @@
         <w:pStyle w:val="SourceCode"/>
       </w:pPr>
       <w:r>
-        <w:t xml:space="preserve">    // Remember, ? gives the Ok value, or returns the Err at once; map_err</w:t>
-      </w:r>
-    </w:p>
-    <w:p>
-      <w:pPr>
-        <w:pStyle w:val="SourceCode"/>
-      </w:pPr>
-      <w:r>
-        <w:t xml:space="preserve">    // first turns the library's error into this function's String.</w:t>
+        <w:t xml:space="preserve">    // Remember, ? gives the Ok value, or returns the Err at once; map_err's</w:t>
+      </w:r>
+    </w:p>
+    <w:p>
+      <w:pPr>
+        <w:pStyle w:val="SourceCode"/>
+      </w:pPr>
+      <w:r>
+        <w:t xml:space="preserve">    // closure |error| first turns the library's error into a String message.</w:t>
       </w:r>
     </w:p>
     <w:p>
@@ -19153,7 +19252,10 @@
         <w:keepNext/>
       </w:pPr>
       <w:r>
-        <w:t>Run it once. After it, $LASTEXITCODE (echo $? on Linux or macOS) prints the exit code it ended with: 0. The report must match the Basic version's. Your screen must show these lines, in this order, with the same spelling, spacing, and capitalization. The host, CPU, memory, disk, and adapter lines come from a sample computer, WORKSTATION-07, with 8 CPUs, one Wi-Fi adapter, and the loopback adapter; your screen shows your own computer's values, one line for each IPv4 address of your adapters that are up, in the order your language lists them. The last line shows the moment you ran the program, in UTC: this sample was taken at 12:05 UTC on 2026-09-30.</w:t>
+        <w:t>Run it once. After it, $LASTEXITCODE (echo $? on Linux or macOS) prints the exit code it ended with: 0. The report must match the Basic version's. Your screen must show these lines, in this order, with the same spelling, spacing, and capitalization. The host, CPU, memory, disk, and adapter lines come from a sample computer, WORKSTATION-07, with 8 CPUs, one Wi-Fi adapter, and the loopback adapter; your screen shows your own computer's values, one line for each IPv4 address of your adapters that are up, in th</w:t>
+      </w:r>
+      <w:r>
+        <w:t>e order your language lists them. The last line shows the moment you ran the program, in UTC: this sample was taken at 12:05 UTC on 2026-09-30.</w:t>
       </w:r>
     </w:p>
     <w:p>
@@ -19398,7 +19500,10 @@
     </w:p>
     <w:p>
       <w:r>
-        <w:t>Erlang reads the environment with os:getenv, the host name with inet:gethostname, the family with os:type, the CPUs with erlang:system_info(logical_processors), and the adapters with inet:getifaddrs, as in Lessons 2.14a to 2.16a. Its standard modules cannot read the memory or the disk without starting background services, so it prints not available for those three lines. On Windows, inet:getifaddrs names each adapter by its device path, such as \DEVICE\TCPIP_{A9A41ED6-CF32-4FEF-B246-4B13F432B9FF}, instead of Wi-Fi.</w:t>
+        <w:t>Erlang reads the environment with os:getenv, the host name with inet:gethostname, the family with os:type, the CPUs with erlang:system_info(logical_processors), and the adapters with inet:getifaddrs, as in Lessons 2.14a to 2.16a. Its standard modules cannot read the memory or the disk without starting background services, so it prints not available for those three lines. On Windows, inet:getifaddrs names each adapter by its device path, such as \DEVICE\TCPIP_{A9A41ED6-CF32-4FEF-B246-4B13F432B9FF}, instead o</w:t>
+      </w:r>
+      <w:r>
+        <w:t>f Wi-Fi.</w:t>
       </w:r>
     </w:p>
     <w:p>
@@ -19474,15 +19579,15 @@
         <w:pStyle w:val="SourceCode"/>
       </w:pPr>
       <w:r>
-        <w:t>%% Remember, an Erlang loop is a function that calls itself; rem is the</w:t>
-      </w:r>
-    </w:p>
-    <w:p>
-      <w:pPr>
-        <w:pStyle w:val="SourceCode"/>
-      </w:pPr>
-      <w:r>
-        <w:t>%% remainder and div drops the lowest bit.</w:t>
+        <w:t>%% Remember, an Erlang loop is a function that calls itself; =:= compares</w:t>
+      </w:r>
+    </w:p>
+    <w:p>
+      <w:pPr>
+        <w:pStyle w:val="SourceCode"/>
+      </w:pPr>
+      <w:r>
+        <w:t>%% exactly, rem gives the remainder, and div drops the lowest bit.</w:t>
       </w:r>
     </w:p>
     <w:p>
@@ -19551,7 +19656,7 @@
         <w:pStyle w:val="SourceCode"/>
       </w:pPr>
       <w:r>
-        <w:t>%% lowercase hexadecimal digits.</w:t>
+        <w:t>%% lowercase hexadecimal digits; lists:flatten makes the text one string.</w:t>
       </w:r>
     </w:p>
     <w:p>
@@ -19644,15 +19749,15 @@
         <w:pStyle w:val="SourceCode"/>
       </w:pPr>
       <w:r>
-        <w:t>%% the count so far. Remember, each {addr, ...} is followed by its</w:t>
-      </w:r>
-    </w:p>
-    <w:p>
-      <w:pPr>
-        <w:pStyle w:val="SourceCode"/>
-      </w:pPr>
-      <w:r>
-        <w:t>%% {netmask, ...}; an IPv4 address that starts with 127 is loopback.</w:t>
+        <w:t>%% the count so far. Remember, [{addr, ...}, {netmask, ...} | Rest] fits an</w:t>
+      </w:r>
+    </w:p>
+    <w:p>
+      <w:pPr>
+        <w:pStyle w:val="SourceCode"/>
+      </w:pPr>
+      <w:r>
+        <w:t>%% address, its mask, and the rest; inet:ntoa writes the address as text.</w:t>
       </w:r>
     </w:p>
     <w:p>
@@ -20466,7 +20571,10 @@
         <w:keepNext/>
       </w:pPr>
       <w:r>
-        <w:t>Your screen must show these lines, in this order, with the same spelling, spacing, and capitalization. The host, CPU, memory, disk, and adapter lines come from a sample computer, WORKSTATION-07, with 8 CPUs, one Wi-Fi adapter, and the loopback adapter; your screen shows your own computer's values, one line for each IPv4 address of your adapters that are up, in the order your language lists them. The last line shows the moment you ran the program, in UTC: this sample was taken at 12:05 UTC on 2026-09-30. Compare each value with the System Facts commands from Project Setup.</w:t>
+        <w:t>Your screen must show these lines, in this order, with the same spelling, spacing, and capitalization. The host, CPU, memory, disk, and adapter lines come from a sample computer, WORKSTATION-07, with 8 CPUs, one Wi-Fi adapter, and the loopback adapter; your screen shows your own computer's values, one line for each IPv4 address of your adapters that are up, in the order your language lists them. The last line shows the moment you ran the program, in UTC: this sample was taken at 12:05 UTC on 2026-09-30. Com</w:t>
+      </w:r>
+      <w:r>
+        <w:t>pare each value with the System Facts commands from Project Setup.</w:t>
       </w:r>
     </w:p>
     <w:p>
@@ -20672,7 +20780,13 @@
     </w:p>
     <w:p>
       <w:r>
-        <w:t>The production-minded version organizes the code into a module and an entry file, as Lesson 2.10a did, keeps the facts in a record or a map, and reads and checks everything before it prints anything, as Lesson 2.11a did. system_info.hrl defines the host_info record, which now holds the environment facts and the family too, and the adapter record. The family is an atom, windows, macos, linux, or other, as Lesson 2.9a used atoms for an enum's values; the private family_name turns it into the text the report prints. system_info.erl exports read_host_info/0, print_host_info/1, read_adapters/0, is_loopback/1, and print_adapters/1, and keeps environment_value, os_family, family_name, and the adapter helpers private. main.erl reads both, matches both tagged tuples, counts the addresses on each adapter in a #{} map, and reads the clock, all before it prints the first line; after the IPv4 addresses line it prints one Addresses on line per adapter, in the sorted order of lists:sort(maps:keys(Counts)). On a failure it prints one Error line and calls init:stop(1), which, unlike halt(1), lets every line already printed reach the screen before Erlang ends with exit code 1.</w:t>
+        <w:t>The production-minded version organizes the code into a module and an entry file, as Lesson 2.10a did, keeps the facts in a record or a map, and reads and checks everything before it prints anything, as Lesson 2.11a did. system_info.hrl defines the host_info record, which now holds the environment facts and the family too, and the adapter record. The family is an atom, windows, macos, linux, or other, as Lesson 2.9a used atoms for an enum's values; the private family_name turns it into the text the report p</w:t>
+      </w:r>
+      <w:r>
+        <w:t>rints. system_info.erl exports read_host_info/0, print_host_info/1, read_adapters/0, is_loopback/1, and print_adapters/1, and keeps environment_value, os_family, family_name, and the adapter helpers private. main.erl reads both, matches both tagged tuples, counts the addresses on each adapter in a #{} map, and reads the clock, all before it prints the first line; after the IPv4 addresses line it prints one Addresses on line per adapter, in the sorted order of lists:sort(maps:keys(Counts)). On a failure it p</w:t>
+      </w:r>
+      <w:r>
+        <w:t>rints one Error line and calls init:stop(1), which, unlike halt(1), lets every line already printed reach the screen before Erlang ends with exit code 1.</w:t>
       </w:r>
     </w:p>
     <w:p>
@@ -21075,15 +21189,15 @@
         <w:pStyle w:val="SourceCode"/>
       </w:pPr>
       <w:r>
-        <w:t>%% Returns {ok, HostInfo} or {error, Message}. Remember, match the tagged</w:t>
-      </w:r>
-    </w:p>
-    <w:p>
-      <w:pPr>
-        <w:pStyle w:val="SourceCode"/>
-      </w:pPr>
-      <w:r>
-        <w:t>%% tuple with case; the CPU count is a number, or the atom unknown.</w:t>
+        <w:t>%% Returns {ok, HostInfo} or {error, Message}; in -spec, | means or, and the</w:t>
+      </w:r>
+    </w:p>
+    <w:p>
+      <w:pPr>
+        <w:pStyle w:val="SourceCode"/>
+      </w:pPr>
+      <w:r>
+        <w:t>%% record is a tuple() underneath. The CPU count is a number or unknown.</w:t>
       </w:r>
     </w:p>
     <w:p>
@@ -22121,7 +22235,7 @@
         <w:keepNext/>
       </w:pPr>
       <w:r>
-        <w:t>%% It uses the system_info module only through the functions it exports.</w:t>
+        <w:t>%% It calls the system_info module only through the functions it exports.</w:t>
       </w:r>
     </w:p>
     <w:p>
@@ -22849,7 +22963,10 @@
         <w:keepNext/>
       </w:pPr>
       <w:r>
-        <w:t>Run it once. After it, $LASTEXITCODE (echo $? on Linux or macOS) prints the exit code it ended with: 0. The report must match the Basic version's, plus one Addresses on line per adapter after the IPv4 addresses line. Your screen must show these lines, in this order, with the same spelling, spacing, and capitalization. The host, CPU, memory, disk, and adapter lines come from a sample computer, WORKSTATION-07, with 8 CPUs, one Wi-Fi adapter, and the loopback adapter; your screen shows your own computer's values, one line for each IPv4 address of your adapters that are up, in the order your language lists them. The last line shows the moment you ran the program, in UTC: this sample was taken at 12:05 UTC on 2026-09-30.</w:t>
+        <w:t>Run it once. After it, $LASTEXITCODE (echo $? on Linux or macOS) prints the exit code it ended with: 0. The report must match the Basic version's, plus one Addresses on line per adapter after the IPv4 addresses line. Your screen must show these lines, in this order, with the same spelling, spacing, and capitalization. The host, CPU, memory, disk, and adapter lines come from a sample computer, WORKSTATION-07, with 8 CPUs, one Wi-Fi adapter, and the loopback adapter; your screen shows your own computer's valu</w:t>
+      </w:r>
+      <w:r>
+        <w:t>es, one line for each IPv4 address of your adapters that are up, in the order your language lists them. The last line shows the moment you ran the program, in UTC: this sample was taken at 12:05 UTC on 2026-09-30.</w:t>
       </w:r>
     </w:p>
     <w:p>
@@ -23130,7 +23247,10 @@
     </w:p>
     <w:p>
       <w:r>
-        <w:t>A contract runs on a blockchain, not on a computer, so it has no host name, CPUs, memory, disk, or adapters; as in Lessons 2.15a and 2.16a, the script prints not available for all of them. While forge runs a script, Foundry's cheatcodes can read forge's own environment, as in Lesson 2.14a: vm.envExists checks a variable and vm.envString reads it. The clock is vm.unixTime(), and Solidity has no calendar, so the Collected line uses Lesson 2.12a's counting functions. The Basic script only reads, so its run is view.</w:t>
+        <w:t xml:space="preserve">A contract runs on a blockchain, not on a computer, so it has no host name, CPUs, memory, disk, or adapters; as in Lessons 2.15a and 2.16a, the script prints not available for all of them. While forge runs a script, Foundry's cheatcodes can read forge's own environment, as in Lesson 2.14a: vm.envExists checks a variable and vm.envString reads it. The clock is vm.unixTime(), and Solidity has no calendar, so the Collected line uses Lesson 2.12a's counting functions. The Basic script only reads, so its run is </w:t>
+      </w:r>
+      <w:r>
+        <w:t>view.</w:t>
       </w:r>
     </w:p>
     <w:p>
@@ -23505,15 +23625,15 @@
         <w:pStyle w:val="SourceCode"/>
       </w:pPr>
       <w:r>
-        <w:t xml:space="preserve">    /// since 1970, and pads each part to two digits; -= subtracts the value</w:t>
-      </w:r>
-    </w:p>
-    <w:p>
-      <w:pPr>
-        <w:pStyle w:val="SourceCode"/>
-      </w:pPr>
-      <w:r>
-        <w:t xml:space="preserve">    /// on its right, and year++ adds 1.</w:t>
+        <w:t xml:space="preserve">    /// since 1970 (1 days is 86400 seconds, 1 minutes 60) and pads each part</w:t>
+      </w:r>
+    </w:p>
+    <w:p>
+      <w:pPr>
+        <w:pStyle w:val="SourceCode"/>
+      </w:pPr>
+      <w:r>
+        <w:t xml:space="preserve">    /// to two digits; -= subtracts, and year++ adds 1.</w:t>
       </w:r>
     </w:p>
     <w:p>
@@ -24246,7 +24366,13 @@
     </w:p>
     <w:p>
       <w:r>
-        <w:t>The production-minded version organizes the code into a module and an entry file, as Lesson 2.10a did, keeps the facts in a record or a map, and reads and checks everything before it prints anything, as Lesson 2.11a did. A script reads only two facts, so the Production-Minded version keeps them in a map from each fact's name to its value, as in Lesson 2.8a: a mapping(string =&gt; string) named facts, with the storage array names beside it, because a mapping cannot list or count its keys. A fact the script cannot read is simply not stored. SystemInfo.s.sol holds the Script contract: environmentValue, addFact, and readFacts, which need vm or the contract's storage, the calendar functions, and run. SystemInfo.sol holds the library SystemInfoModule, whose internal printFact prints one fact from the map, or not available when the key reads as empty text. run reads the facts and the clock before it prints anything, then a for loop over the report's fact names prints the report from the map. run stores the map, so it is not view. Nothing the script reads can fail, so there is nothing to check first and nothing to revert.</w:t>
+        <w:t>The production-minded version organizes the code into a module and an entry file, as Lesson 2.10a did, keeps the facts in a record or a map, and reads and checks everything before it prints anything, as Lesson 2.11a did. A script reads only two facts, so the Production-Minded version keeps them in a map from each fact's name to its value, as in Lesson 2.8a: a mapping(string =&gt; string) named facts, with the storage array names beside it, because a mapping cannot list or count its keys. A fact the script cann</w:t>
+      </w:r>
+      <w:r>
+        <w:t>ot read is simply not stored. SystemInfo.s.sol holds the Script contract: environmentValue, addFact, and readFacts, which need vm or the contract's storage, the calendar functions, and run. SystemInfo.sol holds the library SystemInfoModule, whose internal printFact prints one fact from the map, or not available when the key reads as empty text. run reads the facts and the clock before it prints anything, then a for loop over the report's fact names prints the report from the map. run stores the map, so it i</w:t>
+      </w:r>
+      <w:r>
+        <w:t>s not view. Nothing the script reads can fail, so there is nothing to check first and nothing to revert.</w:t>
       </w:r>
     </w:p>
     <w:p>
@@ -24285,7 +24411,7 @@
         <w:pStyle w:val="SourceCode"/>
       </w:pPr>
       <w:r>
-        <w:t>// from the map.</w:t>
+        <w:t>// from the map. Remember, an importing contract may call its internal functions.</w:t>
       </w:r>
     </w:p>
     <w:p>
@@ -24488,23 +24614,23 @@
         <w:keepNext/>
       </w:pPr>
       <w:r>
-        <w:t>// The program's entry file: it reads every fact, then prints the report.</w:t>
-      </w:r>
-    </w:p>
-    <w:p>
-      <w:pPr>
-        <w:pStyle w:val="SourceCode"/>
-      </w:pPr>
-      <w:r>
-        <w:t>// It uses the system_info module only through the library's internal</w:t>
-      </w:r>
-    </w:p>
-    <w:p>
-      <w:pPr>
-        <w:pStyle w:val="SourceCode"/>
-      </w:pPr>
-      <w:r>
-        <w:t>// functions.</w:t>
+        <w:t>// The program's entry file: it reads every fact, then prints the report,</w:t>
+      </w:r>
+    </w:p>
+    <w:p>
+      <w:pPr>
+        <w:pStyle w:val="SourceCode"/>
+      </w:pPr>
+      <w:r>
+        <w:t>// using only the library's internal functions. Remember, a license line and</w:t>
+      </w:r>
+    </w:p>
+    <w:p>
+      <w:pPr>
+        <w:pStyle w:val="SourceCode"/>
+      </w:pPr>
+      <w:r>
+        <w:t>// pragma start every file, and forge script runs a contract that "is Script".</w:t>
       </w:r>
     </w:p>
     <w:p>
@@ -25117,7 +25243,7 @@
         <w:pStyle w:val="SourceCode"/>
       </w:pPr>
       <w:r>
-        <w:t xml:space="preserve">    /// since 1970, and pads each part to two digits.</w:t>
+        <w:t xml:space="preserve">    /// since 1970 (1 days is 86400 seconds) and pads each part to two digits.</w:t>
       </w:r>
     </w:p>
     <w:p>
@@ -26247,7 +26373,10 @@
         <w:keepNext/>
       </w:pPr>
       <w:r>
-        <w:t>The Production-Minded programs show these lines and end with exit code 0; these are Windows Assembly's. The Basic programs show the same lines without the two Addresses on lines. The host, CPU, memory, disk, and adapter lines come from a sample computer, WORKSTATION-07, with 8 CPUs, one Wi-Fi adapter, and the loopback adapter; your screen shows your own computer's values, one line for each IPv4 address of your adapters that are up, in the order your language lists them. The last line shows the moment you ran the program, in UTC: this sample was taken at 12:05 UTC on 2026-09-30. Each language section shows its own lines, with not available for the facts it cannot read; Rust and Solidity have no Addresses on lines.</w:t>
+        <w:t>The Production-Minded programs show these lines and end with exit code 0; these are Windows Assembly's. The Basic programs show the same lines without the two Addresses on lines. The host, CPU, memory, disk, and adapter lines come from a sample computer, WORKSTATION-07, with 8 CPUs, one Wi-Fi adapter, and the loopback adapter; your screen shows your own computer's values, one line for each IPv4 address of your adapters that are up, in the order your language lists them. The last line shows the moment you ra</w:t>
+      </w:r>
+      <w:r>
+        <w:t>n the program, in UTC: this sample was taken at 12:05 UTC on 2026-09-30. Each language section shows its own lines, with not available for the facts it cannot read; Rust and Solidity have no Addresses on lines.</w:t>
       </w:r>
     </w:p>
     <w:p>
@@ -27388,7 +27517,10 @@
     </w:p>
     <w:p>
       <w:r>
-        <w:t>The utility is the same report in all four languages: environment facts, host facts, adapter lines, a count, and a time stamp in UTC, read by a module into a record or a map and printed only after every read succeeded. What differs is how much each language can reach: Assembly calls the system's own functions for everything, Rust and Erlang reach part of it, and Solidity reaches only forge's environment, and each says not available for the rest. Chapter 3 teaches the file operations that let a program keep its report.</w:t>
+        <w:t xml:space="preserve">The utility is the same report in all four languages: environment facts, host facts, adapter lines, a count, and a time stamp in UTC, read by a module into a record or a map and printed only after every read succeeded. What differs is how much each language can reach: Assembly calls the system's own functions for everything, Rust and Erlang reach part of it, and Solidity reaches only forge's environment, and each says not available for the rest. Chapter 3 teaches the file operations that let a program keep </w:t>
+      </w:r>
+      <w:r>
+        <w:t>its report.</w:t>
       </w:r>
     </w:p>
     <w:sectPr>
@@ -27574,31 +27706,31 @@
       </w:rPr>
     </w:lvl>
   </w:abstractNum>
-  <w:num w:numId="1" w16cid:durableId="1047148852">
+  <w:num w:numId="1" w16cid:durableId="1365867701">
     <w:abstractNumId w:val="8"/>
   </w:num>
-  <w:num w:numId="2" w16cid:durableId="1281261331">
+  <w:num w:numId="2" w16cid:durableId="737167121">
     <w:abstractNumId w:val="6"/>
   </w:num>
-  <w:num w:numId="3" w16cid:durableId="2093425451">
+  <w:num w:numId="3" w16cid:durableId="861361248">
     <w:abstractNumId w:val="5"/>
   </w:num>
-  <w:num w:numId="4" w16cid:durableId="269513280">
+  <w:num w:numId="4" w16cid:durableId="1177619712">
     <w:abstractNumId w:val="4"/>
   </w:num>
-  <w:num w:numId="5" w16cid:durableId="1202284719">
+  <w:num w:numId="5" w16cid:durableId="1481119608">
     <w:abstractNumId w:val="7"/>
   </w:num>
-  <w:num w:numId="6" w16cid:durableId="1039820891">
+  <w:num w:numId="6" w16cid:durableId="76556904">
     <w:abstractNumId w:val="3"/>
   </w:num>
-  <w:num w:numId="7" w16cid:durableId="704526695">
+  <w:num w:numId="7" w16cid:durableId="487523894">
     <w:abstractNumId w:val="2"/>
   </w:num>
-  <w:num w:numId="8" w16cid:durableId="2112892803">
+  <w:num w:numId="8" w16cid:durableId="1538812063">
     <w:abstractNumId w:val="1"/>
   </w:num>
-  <w:num w:numId="9" w16cid:durableId="1520047521">
+  <w:num w:numId="9" w16cid:durableId="1739085928">
     <w:abstractNumId w:val="0"/>
   </w:num>
 </w:numbering>
